--- a/weekly/2026-07-12_ja.docx
+++ b/weekly/2026-07-12_ja.docx
@@ -17,7 +17,7 @@
         <w:pStyle w:val="Heading2"/>
       </w:pPr>
       <w:r>
-        <w:t>⚠️ 安全事故と規制</w:t>
+        <w:t>📋 政策基準</w:t>
       </w:r>
     </w:p>
     <w:p>
@@ -29,10 +29,7 @@
           <w:b/>
           <w:sz w:val="22"/>
         </w:rPr>
-        <w:t>山東淄博高新区「6·28」エレベーター設置崩落事故調査報告書が公表 1人死亡2人負傷</w:t>
-      </w:r>
-      <w:r>
-        <w:t xml:space="preserve"> 当該事故により1名が死亡、2名が負傷し、公式な調査報告書が正式に公表されました。</w:t>
+        <w:t>市場監督管理総局、『特殊設備使用管理規則』の施行に関する若干の問題についての通知を発表</w:t>
       </w:r>
     </w:p>
     <w:p>
@@ -56,7 +53,7 @@
           <w:color w:val="666666"/>
           <w:sz w:val="20"/>
         </w:rPr>
-        <w:t>AI要約：2026年7月9日、山東省淄博市人民政府は、淄博高新区にある山東人合電梯有限公司のエレベーター設置プロジェクトにおける「6·28」一般崩落事故調査報告書を承認しました。本事故により1名が死亡、2名が負傷し、報告書では事故原因、責任の特定、および処理に関する提案が詳細に説明されています。</w:t>
+        <w:t>AI要約：市場監督管理総局弁公庁は、2026年5月1日から施行される『特殊設備使用管理規則』（TSG 08—2026）に関し、施行に伴う若干の問題についての通知を発表した。本通知は新規則の規範的かつ効果的な実施を保障することを目的としており、エレベーター業界にとっては、使用単位の主体責任の明確化、安全管理機関の設置、作業員の配置、緊急時対応計画及び訓練などの核心的な要求事項について、より詳細な執行基準が示されたことを意味する。この措置は、全国の数百万台の稼働中のエレベーターの日常管理とコンプライアンスコストに直接影響を与え、保守会社と管理会社は新基準に照らして管理プロセスを調整する必要があり、規制当局も本通知に基づいて法執行検査を実施するため、業界のコンプライアンス基準が実質的に引き上げられる。</w:t>
       </w:r>
     </w:p>
     <w:p>
@@ -81,6 +78,13 @@
           <w:t>新電梯網</w:t>
         </w:r>
       </w:hyperlink>
+      <w:r>
+        <w:rPr>
+          <w:color w:val="666666"/>
+          <w:sz w:val="20"/>
+        </w:rPr>
+        <w:t xml:space="preserve"> https://www.xindianti.cn/news/show-50738.html</w:t>
+      </w:r>
     </w:p>
     <w:p>
       <w:pPr>
@@ -91,7 +95,7 @@
           <w:color w:val="666666"/>
           <w:sz w:val="20"/>
         </w:rPr>
-        <w:t>日付：07-09</w:t>
+        <w:t>日付：07-08</w:t>
       </w:r>
     </w:p>
     <w:p>
@@ -103,10 +107,7 @@
           <w:b/>
           <w:sz w:val="22"/>
         </w:rPr>
-        <w:t>湖北武漢青山地区「7·23」一般機械傷害事故調査報告書を発表</w:t>
-      </w:r>
-      <w:r>
-        <w:t xml:space="preserve"> 先日、武漢市青山地区応急管理局が当該機械傷害事故の調査報告書を正式に発表しました。</w:t>
+        <w:t>安徽広徳の業者、無資格でエレベーターを改造し2万元余りの罰金</w:t>
       </w:r>
     </w:p>
     <w:p>
@@ -118,7 +119,7 @@
           <w:color w:val="666666"/>
           <w:sz w:val="20"/>
         </w:rPr>
-        <w:t>重要度：★★★★★ / 5</w:t>
+        <w:t>重要度：★★★★☆ / 5</w:t>
       </w:r>
     </w:p>
     <w:p>
@@ -130,7 +131,7 @@
           <w:color w:val="666666"/>
           <w:sz w:val="20"/>
         </w:rPr>
-        <w:t>AI要約：2026年7月7日、武漢市青山地区応急管理局は、青山新溝橋「7·23」一般機械傷害安全事故調査報告書を正式に発表しました。報告書では、事故の発生経過、原因、責任の特定、および処理提案が詳細に説明されており、業界の安全生産に警鐘を鳴らしています。</w:t>
+        <w:t>AI要約：広徳市市場監督管理局が特殊設備の違法事件を公表した。あるエレベーターエンジニアリング会社が、エレベーター改造許可を取得せずに、市場内の3階3駅のエレベーターを4階4駅に改造し、施工前に監督管理部門への届出を行わず、改造後も検査を申請しなかった。規制当局は法に基づき、2万元余りの行政罰金を科した。この事例は、エレベーターのパラメータ変更を伴ういかなる改造行為も、適切な資格を取得し、届出義務を履行し、監督検査を完了する必要があり、違反行為は経済的罰則だけでなく、安全上の問題により重大な結果を引き起こす可能性があることを業界に警告している。</w:t>
       </w:r>
     </w:p>
     <w:p>
@@ -155,458 +156,13 @@
           <w:t>新電梯網</w:t>
         </w:r>
       </w:hyperlink>
-    </w:p>
-    <w:p>
-      <w:pPr>
-        <w:ind w:left="720"/>
-      </w:pPr>
       <w:r>
         <w:rPr>
           <w:color w:val="666666"/>
           <w:sz w:val="20"/>
         </w:rPr>
-        <w:t>日付：07-07</w:t>
+        <w:t xml:space="preserve"> https://www.xindianti.cn/news/show-50723.html</w:t>
       </w:r>
-    </w:p>
-    <w:p>
-      <w:pPr>
-        <w:pStyle w:val="ListBullet"/>
-      </w:pPr>
-      <w:r>
-        <w:rPr>
-          <w:b/>
-          <w:sz w:val="22"/>
-        </w:rPr>
-        <w:t>操作ミスにより37台のエレベーターが一斉停止 四川天府新区市監局が関係企業を呼び出し安全責任を徹底</w:t>
-      </w:r>
-      <w:r>
-        <w:t xml:space="preserve"> 2026年6月1日、天府明庭小区の37台のオーチスエレベーターが操作ミスにより突如一斉停止したが、関係各所の連携対応により当日中に復旧した。</w:t>
-      </w:r>
-    </w:p>
-    <w:p>
-      <w:pPr>
-        <w:ind w:left="720"/>
-      </w:pPr>
-      <w:r>
-        <w:rPr>
-          <w:color w:val="666666"/>
-          <w:sz w:val="20"/>
-        </w:rPr>
-        <w:t>重要度：★★★★☆ / 4</w:t>
-      </w:r>
-    </w:p>
-    <w:p>
-      <w:pPr>
-        <w:ind w:left="720"/>
-      </w:pPr>
-      <w:r>
-        <w:rPr>
-          <w:color w:val="666666"/>
-          <w:sz w:val="20"/>
-        </w:rPr>
-        <w:t>AI要約：2026年6月1日、四川天府新区の天府明庭小区にて、37台のオーチスエレベーターが操作ミスにより突如一斉停止したが、関係各所の連携対応により、当日16時までに全ての運転が再開された。天府新区市場監督管理局はその後、関係企業を呼び出し、安全責任を徹底し、同様の事件の再発を防ぐよう要求した。</w:t>
-      </w:r>
-    </w:p>
-    <w:p>
-      <w:pPr>
-        <w:ind w:left="720"/>
-      </w:pPr>
-      <w:r>
-        <w:rPr>
-          <w:color w:val="666666"/>
-          <w:sz w:val="20"/>
-        </w:rPr>
-        <w:t>出典：</w:t>
-      </w:r>
-      <w:hyperlink r:id="rId11">
-        <w:r>
-          <w:rPr>
-            <w:rFonts w:ascii="Microsoft YaHei" w:eastAsia="Microsoft YaHei"/>
-            <w:sz w:val="20"/>
-            <w:color w:val="0563C1"/>
-            <w:u w:val="single"/>
-          </w:rPr>
-          <w:t>新電梯網</w:t>
-        </w:r>
-      </w:hyperlink>
-    </w:p>
-    <w:p>
-      <w:pPr>
-        <w:ind w:left="720"/>
-      </w:pPr>
-      <w:r>
-        <w:rPr>
-          <w:color w:val="666666"/>
-          <w:sz w:val="20"/>
-        </w:rPr>
-        <w:t>日付：07-08</w:t>
-      </w:r>
-    </w:p>
-    <w:p>
-      <w:pPr>
-        <w:pStyle w:val="ListBullet"/>
-      </w:pPr>
-      <w:r>
-        <w:rPr>
-          <w:b/>
-          <w:sz w:val="22"/>
-        </w:rPr>
-        <w:t>熱波襲来、あなたの特殊設備は「日焼け対策」できていますか？</w:t>
-      </w:r>
-      <w:r>
-        <w:t xml:space="preserve"> 夏季に入り、高温、大雨などの極端な気象が頻発し、特殊設備の安全事故を引き起こしやすくなっています。各事業者にリスク管理の徹底を促します。</w:t>
-      </w:r>
-    </w:p>
-    <w:p>
-      <w:pPr>
-        <w:ind w:left="720"/>
-      </w:pPr>
-      <w:r>
-        <w:rPr>
-          <w:color w:val="666666"/>
-          <w:sz w:val="20"/>
-        </w:rPr>
-        <w:t>重要度：★★★★★ / 5</w:t>
-      </w:r>
-    </w:p>
-    <w:p>
-      <w:pPr>
-        <w:ind w:left="720"/>
-      </w:pPr>
-      <w:r>
-        <w:rPr>
-          <w:color w:val="666666"/>
-          <w:sz w:val="20"/>
-        </w:rPr>
-        <w:t>AI要約：夏季に入り、高温多湿、短時間の大雨、雷、強風、雹などの極端な気象が時折発生し、特殊設備の安全事故を引き起こしやすくなっています。各特殊設備事業者は、二重予防体制の要求に従い、関連する安全技術規範と基準に基づき、危険性の調査とリスク管理を徹底し、設備の安全な運行を確保する必要があります。</w:t>
-      </w:r>
-    </w:p>
-    <w:p>
-      <w:pPr>
-        <w:ind w:left="720"/>
-      </w:pPr>
-      <w:r>
-        <w:rPr>
-          <w:color w:val="666666"/>
-          <w:sz w:val="20"/>
-        </w:rPr>
-        <w:t>出典：</w:t>
-      </w:r>
-      <w:hyperlink r:id="rId12">
-        <w:r>
-          <w:rPr>
-            <w:rFonts w:ascii="Microsoft YaHei" w:eastAsia="Microsoft YaHei"/>
-            <w:sz w:val="20"/>
-            <w:color w:val="0563C1"/>
-            <w:u w:val="single"/>
-          </w:rPr>
-          <w:t>新電梯網</w:t>
-        </w:r>
-      </w:hyperlink>
-    </w:p>
-    <w:p>
-      <w:pPr>
-        <w:ind w:left="720"/>
-      </w:pPr>
-      <w:r>
-        <w:rPr>
-          <w:color w:val="666666"/>
-          <w:sz w:val="20"/>
-        </w:rPr>
-        <w:t>日付：07-10</w:t>
-      </w:r>
-    </w:p>
-    <w:p>
-      <w:pPr>
-        <w:pStyle w:val="ListBullet"/>
-      </w:pPr>
-      <w:r>
-        <w:rPr>
-          <w:b/>
-          <w:sz w:val="22"/>
-        </w:rPr>
-        <w:t>上海発表：台風「バービー」による特殊設備安全に関する特別注意喚起</w:t>
-      </w:r>
-      <w:r>
-        <w:t xml:space="preserve"> 台風による強風や大雨が特殊設備の事故を引き起こすのを防ぐため、上海市が台風対策の安全作業に関する注意喚起を発表しました。</w:t>
-      </w:r>
-    </w:p>
-    <w:p>
-      <w:pPr>
-        <w:ind w:left="720"/>
-      </w:pPr>
-      <w:r>
-        <w:rPr>
-          <w:color w:val="666666"/>
-          <w:sz w:val="20"/>
-        </w:rPr>
-        <w:t>重要度：★★★★★ / 5</w:t>
-      </w:r>
-    </w:p>
-    <w:p>
-      <w:pPr>
-        <w:ind w:left="720"/>
-      </w:pPr>
-      <w:r>
-        <w:rPr>
-          <w:color w:val="666666"/>
-          <w:sz w:val="20"/>
-        </w:rPr>
-        <w:t>AI要約：台風「バービー」は週後半に上海周辺地域に上陸し、市内に顕著な風雨の影響をもたらす見込みです。強風、大雨、内水氾濫による特殊設備の転倒、漏電、閉じ込め、落下物による人身事故などを防ぎ、企業の主体责任を徹底するため、上海市は特殊設備の台風対策安全作業に関する注意喚起を発表し、各事業者に緊急時対応の準備を求めています。</w:t>
-      </w:r>
-    </w:p>
-    <w:p>
-      <w:pPr>
-        <w:ind w:left="720"/>
-      </w:pPr>
-      <w:r>
-        <w:rPr>
-          <w:color w:val="666666"/>
-          <w:sz w:val="20"/>
-        </w:rPr>
-        <w:t>出典：</w:t>
-      </w:r>
-      <w:hyperlink r:id="rId13">
-        <w:r>
-          <w:rPr>
-            <w:rFonts w:ascii="Microsoft YaHei" w:eastAsia="Microsoft YaHei"/>
-            <w:sz w:val="20"/>
-            <w:color w:val="0563C1"/>
-            <w:u w:val="single"/>
-          </w:rPr>
-          <w:t>新電梯網</w:t>
-        </w:r>
-      </w:hyperlink>
-    </w:p>
-    <w:p>
-      <w:pPr>
-        <w:ind w:left="720"/>
-      </w:pPr>
-      <w:r>
-        <w:rPr>
-          <w:color w:val="666666"/>
-          <w:sz w:val="20"/>
-        </w:rPr>
-        <w:t>日付：07-10</w:t>
-      </w:r>
-    </w:p>
-    <w:p>
-      <w:pPr>
-        <w:pStyle w:val="ListBullet"/>
-      </w:pPr>
-      <w:r>
-        <w:rPr>
-          <w:b/>
-          <w:sz w:val="22"/>
-        </w:rPr>
-        <w:t>貴州貴陽雲岩区、エレベーター緊急表示を全面的に一新 乗客救出の「命の道」を開通</w:t>
-      </w:r>
-      <w:r>
-        <w:t xml:space="preserve"> 管轄区域内のエレベーター緊急救援表示が全て更新され、長年使用されていなかった「12365」が全省統一ホットライン「96533」に置き換えられました。</w:t>
-      </w:r>
-    </w:p>
-    <w:p>
-      <w:pPr>
-        <w:ind w:left="720"/>
-      </w:pPr>
-      <w:r>
-        <w:rPr>
-          <w:color w:val="666666"/>
-          <w:sz w:val="20"/>
-        </w:rPr>
-        <w:t>重要度：★★★★☆ / 4</w:t>
-      </w:r>
-    </w:p>
-    <w:p>
-      <w:pPr>
-        <w:ind w:left="720"/>
-      </w:pPr>
-      <w:r>
-        <w:rPr>
-          <w:color w:val="666666"/>
-          <w:sz w:val="20"/>
-        </w:rPr>
-        <w:t>AI要約：貴州省貴陽市雲岩区の多くの市民が、管轄区域内の一部のエレベーター内の緊急救援表示が更新され、長年使用されていなかった旧番号「12365」が全て、全省統一のエレベーター緊急救援専用ホットライン「96533」に置き換えられていることに気づきました。これにより、乗客が事故に遭った際の「第一救援ルート」が完全に開通しました。</w:t>
-      </w:r>
-    </w:p>
-    <w:p>
-      <w:pPr>
-        <w:ind w:left="720"/>
-      </w:pPr>
-      <w:r>
-        <w:rPr>
-          <w:color w:val="666666"/>
-          <w:sz w:val="20"/>
-        </w:rPr>
-        <w:t>出典：</w:t>
-      </w:r>
-      <w:hyperlink r:id="rId14">
-        <w:r>
-          <w:rPr>
-            <w:rFonts w:ascii="Microsoft YaHei" w:eastAsia="Microsoft YaHei"/>
-            <w:sz w:val="20"/>
-            <w:color w:val="0563C1"/>
-            <w:u w:val="single"/>
-          </w:rPr>
-          <w:t>新電梯網</w:t>
-        </w:r>
-      </w:hyperlink>
-    </w:p>
-    <w:p>
-      <w:pPr>
-        <w:ind w:left="720"/>
-      </w:pPr>
-      <w:r>
-        <w:rPr>
-          <w:color w:val="666666"/>
-          <w:sz w:val="20"/>
-        </w:rPr>
-        <w:t>日付：07-09</w:t>
-      </w:r>
-    </w:p>
-    <w:p>
-      <w:pPr>
-        <w:pStyle w:val="Heading2"/>
-      </w:pPr>
-      <w:r>
-        <w:t>📋 政策基準</w:t>
-      </w:r>
-    </w:p>
-    <w:p>
-      <w:pPr>
-        <w:pStyle w:val="ListBullet"/>
-      </w:pPr>
-      <w:r>
-        <w:rPr>
-          <w:b/>
-          <w:sz w:val="22"/>
-        </w:rPr>
-        <w:t>市場監督管理総局弁公庁、『特殊設備使用管理規則』の実施に関する若干の問題についての通知</w:t>
-      </w:r>
-      <w:r>
-        <w:t xml:space="preserve"> 『特殊設備使用管理規則』（TSG 08—2026）は、2026年5月1日より施行されており、今回、実施における関連問題について通知を発表します。</w:t>
-      </w:r>
-    </w:p>
-    <w:p>
-      <w:pPr>
-        <w:ind w:left="720"/>
-      </w:pPr>
-      <w:r>
-        <w:rPr>
-          <w:color w:val="666666"/>
-          <w:sz w:val="20"/>
-        </w:rPr>
-        <w:t>重要度：★★★★★ / 5</w:t>
-      </w:r>
-    </w:p>
-    <w:p>
-      <w:pPr>
-        <w:ind w:left="720"/>
-      </w:pPr>
-      <w:r>
-        <w:rPr>
-          <w:color w:val="666666"/>
-          <w:sz w:val="20"/>
-        </w:rPr>
-        <w:t>AI要約：『特殊設備使用管理規則』（TSG 08—2026）は、2026年5月1日より施行されています。本規則の規範的かつ効果的な実施を保障するため、市場監督管理総局弁公庁は、実施における若干の問題について通知を発表し、使用登録、安全管理、検査・試験などの重要なプロセスについて詳細に説明しています。</w:t>
-      </w:r>
-    </w:p>
-    <w:p>
-      <w:pPr>
-        <w:ind w:left="720"/>
-      </w:pPr>
-      <w:r>
-        <w:rPr>
-          <w:color w:val="666666"/>
-          <w:sz w:val="20"/>
-        </w:rPr>
-        <w:t>出典：</w:t>
-      </w:r>
-      <w:hyperlink r:id="rId15">
-        <w:r>
-          <w:rPr>
-            <w:rFonts w:ascii="Microsoft YaHei" w:eastAsia="Microsoft YaHei"/>
-            <w:sz w:val="20"/>
-            <w:color w:val="0563C1"/>
-            <w:u w:val="single"/>
-          </w:rPr>
-          <w:t>新電梯網</w:t>
-        </w:r>
-      </w:hyperlink>
-    </w:p>
-    <w:p>
-      <w:pPr>
-        <w:ind w:left="720"/>
-      </w:pPr>
-      <w:r>
-        <w:rPr>
-          <w:color w:val="666666"/>
-          <w:sz w:val="20"/>
-        </w:rPr>
-        <w:t>日付：07-08</w:t>
-      </w:r>
-    </w:p>
-    <w:p>
-      <w:pPr>
-        <w:pStyle w:val="ListBullet"/>
-      </w:pPr>
-      <w:r>
-        <w:rPr>
-          <w:b/>
-          <w:sz w:val="22"/>
-        </w:rPr>
-        <w:t>資格を取得せずに3駅のエレベーターを4駅に改造 安徽広徳のエレベーター工事会社に2万元以上の罰金</w:t>
-      </w:r>
-      <w:r>
-        <w:t xml:space="preserve"> 当該会社はエレベーター改造許可を取得しておらず、無断で工事を行い、かつ事前届出や検査も行わなかったため、市場監督管理局から通報され処罰されました。</w:t>
-      </w:r>
-    </w:p>
-    <w:p>
-      <w:pPr>
-        <w:ind w:left="720"/>
-      </w:pPr>
-      <w:r>
-        <w:rPr>
-          <w:color w:val="666666"/>
-          <w:sz w:val="20"/>
-        </w:rPr>
-        <w:t>重要度：★★★★★ / 5</w:t>
-      </w:r>
-    </w:p>
-    <w:p>
-      <w:pPr>
-        <w:ind w:left="720"/>
-      </w:pPr>
-      <w:r>
-        <w:rPr>
-          <w:color w:val="666666"/>
-          <w:sz w:val="20"/>
-        </w:rPr>
-        <w:t>AI要約：先日、広徳市市場監督管理局が特殊設備の違法事件を発表しました。地元のあるエレベーター工事会社がエレベーター改造許可を取得せず、無断で市場内の1台の3階3駅エレベーターを4階4駅に改造し、かつ工事前に監督管理部門への届出を行わず、改造後に検査も申請しなかったため、2万元以上の罰金が科されました。</w:t>
-      </w:r>
-    </w:p>
-    <w:p>
-      <w:pPr>
-        <w:ind w:left="720"/>
-      </w:pPr>
-      <w:r>
-        <w:rPr>
-          <w:color w:val="666666"/>
-          <w:sz w:val="20"/>
-        </w:rPr>
-        <w:t>出典：</w:t>
-      </w:r>
-      <w:hyperlink r:id="rId16">
-        <w:r>
-          <w:rPr>
-            <w:rFonts w:ascii="Microsoft YaHei" w:eastAsia="Microsoft YaHei"/>
-            <w:sz w:val="20"/>
-            <w:color w:val="0563C1"/>
-            <w:u w:val="single"/>
-          </w:rPr>
-          <w:t>新電梯網</w:t>
-        </w:r>
-      </w:hyperlink>
     </w:p>
     <w:p>
       <w:pPr>
@@ -637,10 +193,7 @@
           <w:b/>
           <w:sz w:val="22"/>
         </w:rPr>
-        <w:t>今年の2000億元超長期特別国債による「両新」設備更新資金が全て配分済み</w:t>
-      </w:r>
-      <w:r>
-        <w:t xml:space="preserve"> 2026年には2000億元の超長期特別国債資金を設備更新に充てることが計画されており、この資金は既に全て配分されています。</w:t>
+        <w:t>2026年2000億元の超長期特別国債による設備更新資金が全て配分済み</w:t>
       </w:r>
     </w:p>
     <w:p>
@@ -652,7 +205,7 @@
           <w:color w:val="666666"/>
           <w:sz w:val="20"/>
         </w:rPr>
-        <w:t>重要度：★★★★☆ / 4</w:t>
+        <w:t>重要度：★★★★★ / 5</w:t>
       </w:r>
     </w:p>
     <w:p>
@@ -664,7 +217,475 @@
           <w:color w:val="666666"/>
           <w:sz w:val="20"/>
         </w:rPr>
-        <w:t>AI要約：党中央と国務院の決定と配置に従い、「両新」政策の最適化実施のため、2026年には2000億元の超長期特別国債資金が設備更新に充てられました。現在、この資金は既に各地に全て配分されており、老朽化エレベーターの更新を含む設備更新プロジェクトに強力な資金支援を提供しています。</w:t>
+        <w:t>AI要約：党中央と国務院の決定・布署に基づき、2026年には2000億元の超長期特別国債資金が設備更新（「両新」政策）に充てられ、現在この資金は全て各地に配分されている。この資金は、老朽エレベーターの更新・改修を含む設備更新プロジェクトにとって最も重要な国家財源である。これまでに多くの省・市が住宅用老朽エレベーターの更新を「両新」の支援対象に含めることを明確にしており、資金の全額配分は、各地のプロジェクトが「プロジェクト申請」段階から「資金確保、工事加速」段階に全面的に移行したことを意味し、エレベーターメーカーやエンジニアリング会社にとって、下半期には集中的な受注の機会が到来することになる。</w:t>
+      </w:r>
+    </w:p>
+    <w:p>
+      <w:pPr>
+        <w:ind w:left="720"/>
+      </w:pPr>
+      <w:r>
+        <w:rPr>
+          <w:color w:val="666666"/>
+          <w:sz w:val="20"/>
+        </w:rPr>
+        <w:t>出典：</w:t>
+      </w:r>
+      <w:hyperlink r:id="rId11">
+        <w:r>
+          <w:rPr>
+            <w:rFonts w:ascii="Microsoft YaHei" w:eastAsia="Microsoft YaHei"/>
+            <w:sz w:val="20"/>
+            <w:color w:val="0563C1"/>
+            <w:u w:val="single"/>
+          </w:rPr>
+          <w:t>新電梯網</w:t>
+        </w:r>
+      </w:hyperlink>
+      <w:r>
+        <w:rPr>
+          <w:color w:val="666666"/>
+          <w:sz w:val="20"/>
+        </w:rPr>
+        <w:t xml:space="preserve"> https://www.xindianti.cn/news/show-50731.html</w:t>
+      </w:r>
+    </w:p>
+    <w:p>
+      <w:pPr>
+        <w:ind w:left="720"/>
+      </w:pPr>
+      <w:r>
+        <w:rPr>
+          <w:color w:val="666666"/>
+          <w:sz w:val="20"/>
+        </w:rPr>
+        <w:t>日付：07-07</w:t>
+      </w:r>
+    </w:p>
+    <w:p>
+      <w:pPr>
+        <w:pStyle w:val="ListBullet"/>
+      </w:pPr>
+      <w:r>
+        <w:rPr>
+          <w:b/>
+          <w:sz w:val="22"/>
+        </w:rPr>
+        <w:t>江蘇鎮江京口区、143台の老朽エレベーター更新任務を全て完了</w:t>
+      </w:r>
+    </w:p>
+    <w:p>
+      <w:pPr>
+        <w:ind w:left="720"/>
+      </w:pPr>
+      <w:r>
+        <w:rPr>
+          <w:color w:val="666666"/>
+          <w:sz w:val="20"/>
+        </w:rPr>
+        <w:t>重要度：★★★★☆ / 5</w:t>
+      </w:r>
+    </w:p>
+    <w:p>
+      <w:pPr>
+        <w:ind w:left="720"/>
+      </w:pPr>
+      <w:r>
+        <w:rPr>
+          <w:color w:val="666666"/>
+          <w:sz w:val="20"/>
+        </w:rPr>
+        <w:t>AI要約：江蘇省鎮江市京口区住宅・都市農村建設局は、恒美家園小区で老朽エレベーター改修の成果を視察するイベントを開催し、区内143台の老朽エレベーター更新任務が全て完了したことを発表した。同区は、実態調査、分類施策、専門チームの導入などを通じて、この住民福祉事業を効率的に推進した。この事例は、地域全体での完遂の典型例として、政策支援と資金保証の下で、政府部門が統一的に組織し、住民が積極的に協力し、企業が効率的に施工する「京口モデル」を示しており、全国の他の都市が大規模な老朽エレベーター更新を推進する上で参考となる価値がある。</w:t>
+      </w:r>
+    </w:p>
+    <w:p>
+      <w:pPr>
+        <w:ind w:left="720"/>
+      </w:pPr>
+      <w:r>
+        <w:rPr>
+          <w:color w:val="666666"/>
+          <w:sz w:val="20"/>
+        </w:rPr>
+        <w:t>出典：</w:t>
+      </w:r>
+      <w:hyperlink r:id="rId12">
+        <w:r>
+          <w:rPr>
+            <w:rFonts w:ascii="Microsoft YaHei" w:eastAsia="Microsoft YaHei"/>
+            <w:sz w:val="20"/>
+            <w:color w:val="0563C1"/>
+            <w:u w:val="single"/>
+          </w:rPr>
+          <w:t>新電梯網</w:t>
+        </w:r>
+      </w:hyperlink>
+      <w:r>
+        <w:rPr>
+          <w:color w:val="666666"/>
+          <w:sz w:val="20"/>
+        </w:rPr>
+        <w:t xml:space="preserve"> https://www.xindianti.cn/news/show-50746.html</w:t>
+      </w:r>
+    </w:p>
+    <w:p>
+      <w:pPr>
+        <w:ind w:left="720"/>
+      </w:pPr>
+      <w:r>
+        <w:rPr>
+          <w:color w:val="666666"/>
+          <w:sz w:val="20"/>
+        </w:rPr>
+        <w:t>日付：07-09</w:t>
+      </w:r>
+    </w:p>
+    <w:p>
+      <w:pPr>
+        <w:pStyle w:val="ListBullet"/>
+      </w:pPr>
+      <w:r>
+        <w:rPr>
+          <w:b/>
+          <w:sz w:val="22"/>
+        </w:rPr>
+        <w:t>四川成都龍泉駅区、協議による合意形成で老朽エレベーター更新の「意見調整の難しさ」を解決</w:t>
+      </w:r>
+    </w:p>
+    <w:p>
+      <w:pPr>
+        <w:ind w:left="720"/>
+      </w:pPr>
+      <w:r>
+        <w:rPr>
+          <w:color w:val="666666"/>
+          <w:sz w:val="20"/>
+        </w:rPr>
+        <w:t>重要度：★★★★☆ / 5</w:t>
+      </w:r>
+    </w:p>
+    <w:p>
+      <w:pPr>
+        <w:ind w:left="720"/>
+      </w:pPr>
+      <w:r>
+        <w:rPr>
+          <w:color w:val="666666"/>
+          <w:sz w:val="20"/>
+        </w:rPr>
+        <w:t>AI要約：四川省成都市龍泉駅区は、多層的な協議・合意形成のプラットフォームを構築し、老朽エレベーター更新において住民間の意見統一が難しく「推進が困難」となる問題を体系的に解決している。同区は、コミュニティ、管理会社、住民代表、エレベーター専門家など多様な関係者を組織し、資金分担、ブランド選定、施工計画などの核心的な相違点について十分な協議と民主的な意思決定を行い、現在18台のエレベーター更新プロジェクトが順調に進められている。この取り組みは、「民意のボトルネック」を解消するための実践的な方法論を業界に提供し、老朽エレベーター更新においては、地域ガバナンス能力と専門サービスの提供能力の組み合わせが極めて重要であることを証明している。</w:t>
+      </w:r>
+    </w:p>
+    <w:p>
+      <w:pPr>
+        <w:ind w:left="720"/>
+      </w:pPr>
+      <w:r>
+        <w:rPr>
+          <w:color w:val="666666"/>
+          <w:sz w:val="20"/>
+        </w:rPr>
+        <w:t>出典：</w:t>
+      </w:r>
+      <w:hyperlink r:id="rId13">
+        <w:r>
+          <w:rPr>
+            <w:rFonts w:ascii="Microsoft YaHei" w:eastAsia="Microsoft YaHei"/>
+            <w:sz w:val="20"/>
+            <w:color w:val="0563C1"/>
+            <w:u w:val="single"/>
+          </w:rPr>
+          <w:t>新電梯網</w:t>
+        </w:r>
+      </w:hyperlink>
+      <w:r>
+        <w:rPr>
+          <w:color w:val="666666"/>
+          <w:sz w:val="20"/>
+        </w:rPr>
+        <w:t xml:space="preserve"> https://www.xindianti.cn/news/show-50748.html</w:t>
+      </w:r>
+    </w:p>
+    <w:p>
+      <w:pPr>
+        <w:ind w:left="720"/>
+      </w:pPr>
+      <w:r>
+        <w:rPr>
+          <w:color w:val="666666"/>
+          <w:sz w:val="20"/>
+        </w:rPr>
+        <w:t>日付：07-09</w:t>
+      </w:r>
+    </w:p>
+    <w:p>
+      <w:pPr>
+        <w:pStyle w:val="ListBullet"/>
+      </w:pPr>
+      <w:r>
+        <w:rPr>
+          <w:b/>
+          <w:sz w:val="22"/>
+        </w:rPr>
+        <w:t>杭州の老朽団地、エレベーター新設で「利用量に応じた支払い」新モデルを試験運用</w:t>
+      </w:r>
+    </w:p>
+    <w:p>
+      <w:pPr>
+        <w:ind w:left="720"/>
+      </w:pPr>
+      <w:r>
+        <w:rPr>
+          <w:color w:val="666666"/>
+          <w:sz w:val="20"/>
+        </w:rPr>
+        <w:t>重要度：★★★★☆ / 5</w:t>
+      </w:r>
+    </w:p>
+    <w:p>
+      <w:pPr>
+        <w:ind w:left="720"/>
+      </w:pPr>
+      <w:r>
+        <w:rPr>
+          <w:color w:val="666666"/>
+          <w:sz w:val="20"/>
+        </w:rPr>
+        <w:t>AI要約：浙江省杭州市西湖区翠苑二区では、地元初となる「リース方式」のエレベーター新設が稼働し、「使う人が支払い、使わない人は支払わない」という管理運営モデルが採用された。このモデルは、企業が建設・設置費用を負担し、15年間の保守管理を担当するもので、住民は1回または月単位でカードを利用して支払い、高額な建設費用を一時的に負担する必要がないため、低層階住民の負担意欲の低さや初期資金調達の困難さといったエレベーター新設における核心的な課題を効果的に解決している。この取り組みは、全国の他の都市における老朽団地へのエレベーター新設において「意見調整の難しさ」という行き詰まりを打破するための、非常に実践可能な新しいアイデアを提供しており、特に住民の収入レベルの差が大きい団地に適している。</w:t>
+      </w:r>
+    </w:p>
+    <w:p>
+      <w:pPr>
+        <w:ind w:left="720"/>
+      </w:pPr>
+      <w:r>
+        <w:rPr>
+          <w:color w:val="666666"/>
+          <w:sz w:val="20"/>
+        </w:rPr>
+        <w:t>出典：</w:t>
+      </w:r>
+      <w:hyperlink r:id="rId14">
+        <w:r>
+          <w:rPr>
+            <w:rFonts w:ascii="Microsoft YaHei" w:eastAsia="Microsoft YaHei"/>
+            <w:sz w:val="20"/>
+            <w:color w:val="0563C1"/>
+            <w:u w:val="single"/>
+          </w:rPr>
+          <w:t>新電梯網</w:t>
+        </w:r>
+      </w:hyperlink>
+      <w:r>
+        <w:rPr>
+          <w:color w:val="666666"/>
+          <w:sz w:val="20"/>
+        </w:rPr>
+        <w:t xml:space="preserve"> https://www.xindianti.cn/news/show-50744.html</w:t>
+      </w:r>
+    </w:p>
+    <w:p>
+      <w:pPr>
+        <w:ind w:left="720"/>
+      </w:pPr>
+      <w:r>
+        <w:rPr>
+          <w:color w:val="666666"/>
+          <w:sz w:val="20"/>
+        </w:rPr>
+        <w:t>日付：07-08</w:t>
+      </w:r>
+    </w:p>
+    <w:p>
+      <w:pPr>
+        <w:pStyle w:val="ListBullet"/>
+      </w:pPr>
+      <w:r>
+        <w:rPr>
+          <w:b/>
+          <w:sz w:val="22"/>
+        </w:rPr>
+        <w:t>河北、一括調達プラットフォームを構築し老朽エレベーター更新の住民福祉事業を加速</w:t>
+      </w:r>
+    </w:p>
+    <w:p>
+      <w:pPr>
+        <w:ind w:left="720"/>
+      </w:pPr>
+      <w:r>
+        <w:rPr>
+          <w:color w:val="666666"/>
+          <w:sz w:val="20"/>
+        </w:rPr>
+        <w:t>重要度：★★★★☆ / 5</w:t>
+      </w:r>
+    </w:p>
+    <w:p>
+      <w:pPr>
+        <w:ind w:left="720"/>
+      </w:pPr>
+      <w:r>
+        <w:rPr>
+          <w:color w:val="666666"/>
+          <w:sz w:val="20"/>
+        </w:rPr>
+        <w:t>AI要約：老朽エレベーター更新という民生事業を推進するため、河北省住房・都市農村建設庁は一括調達プラットフォームを構築し、全省の老朽エレベーター更新需要を統合、量による価格交渉で調達コストを削減するとともに、オフラインでの掲示、オンラインでのプッシュなど多様なチャネルを通じて「両新」の住民福祉政策を周知し、住民の懸念を解消し参加意欲を高めている。このような省レベルでの統一的な組織化と大規模調達のモデルは、従来の個別団地における価格交渉力の弱さ、ブランド選択の難しさ、プロセス不備などの問題解決に役立ち、地域内での老朽エレベーター更新の大規模化・標準化を推進する上で積極的な意義を持ち、他の省に対して政策実施の革新的なモデルを提供している。</w:t>
+      </w:r>
+    </w:p>
+    <w:p>
+      <w:pPr>
+        <w:ind w:left="720"/>
+      </w:pPr>
+      <w:r>
+        <w:rPr>
+          <w:color w:val="666666"/>
+          <w:sz w:val="20"/>
+        </w:rPr>
+        <w:t>出典：</w:t>
+      </w:r>
+      <w:hyperlink r:id="rId15">
+        <w:r>
+          <w:rPr>
+            <w:rFonts w:ascii="Microsoft YaHei" w:eastAsia="Microsoft YaHei"/>
+            <w:sz w:val="20"/>
+            <w:color w:val="0563C1"/>
+            <w:u w:val="single"/>
+          </w:rPr>
+          <w:t>新電梯網</w:t>
+        </w:r>
+      </w:hyperlink>
+      <w:r>
+        <w:rPr>
+          <w:color w:val="666666"/>
+          <w:sz w:val="20"/>
+        </w:rPr>
+        <w:t xml:space="preserve"> https://www.xindianti.cn/news/show-50742.html</w:t>
+      </w:r>
+    </w:p>
+    <w:p>
+      <w:pPr>
+        <w:ind w:left="720"/>
+      </w:pPr>
+      <w:r>
+        <w:rPr>
+          <w:color w:val="666666"/>
+          <w:sz w:val="20"/>
+        </w:rPr>
+        <w:t>日付：07-08</w:t>
+      </w:r>
+    </w:p>
+    <w:p>
+      <w:pPr>
+        <w:pStyle w:val="ListBullet"/>
+      </w:pPr>
+      <w:r>
+        <w:rPr>
+          <w:b/>
+          <w:sz w:val="22"/>
+        </w:rPr>
+        <w:t>広州荔湾の古いビル、エレベーター新設工事が約1年中断 関係者が10数万元の工事費流用を認める</w:t>
+      </w:r>
+    </w:p>
+    <w:p>
+      <w:pPr>
+        <w:ind w:left="720"/>
+      </w:pPr>
+      <w:r>
+        <w:rPr>
+          <w:color w:val="666666"/>
+          <w:sz w:val="20"/>
+        </w:rPr>
+        <w:t>重要度：★★★★☆ / 5</w:t>
+      </w:r>
+    </w:p>
+    <w:p>
+      <w:pPr>
+        <w:ind w:left="720"/>
+      </w:pPr>
+      <w:r>
+        <w:rPr>
+          <w:color w:val="666666"/>
+          <w:sz w:val="20"/>
+        </w:rPr>
+        <w:t>AI要約：広州市荔湾区金花街道金花直街128号の住民から、ビルへのエレベーター新設工事が約1年間中断しており、元の階段が撤去された後、新しいエレベーターが完成せず、住民は錆びた仮設の鉄階段での移動を余儀なくされているとの声が上がっている。工事を請け負った業者は10数万元の工事費を流用したことを認めている。この事件は、老朽団地へのエレベーター新設プロセスにおける資金管理の抜け穴と業者の契約履行リスクを浮き彫りにしており、エレベーター新設プロジェクトにおける資金のエスクロー、工事の全プロセス監視、及び住民のリスク回避意識の向上の必要性を警告しており、全国的な反省を促すものである。</w:t>
+      </w:r>
+    </w:p>
+    <w:p>
+      <w:pPr>
+        <w:ind w:left="720"/>
+      </w:pPr>
+      <w:r>
+        <w:rPr>
+          <w:color w:val="666666"/>
+          <w:sz w:val="20"/>
+        </w:rPr>
+        <w:t>出典：</w:t>
+      </w:r>
+      <w:hyperlink r:id="rId16">
+        <w:r>
+          <w:rPr>
+            <w:rFonts w:ascii="Microsoft YaHei" w:eastAsia="Microsoft YaHei"/>
+            <w:sz w:val="20"/>
+            <w:color w:val="0563C1"/>
+            <w:u w:val="single"/>
+          </w:rPr>
+          <w:t>新電梯網</w:t>
+        </w:r>
+      </w:hyperlink>
+      <w:r>
+        <w:rPr>
+          <w:color w:val="666666"/>
+          <w:sz w:val="20"/>
+        </w:rPr>
+        <w:t xml:space="preserve"> https://www.xindianti.cn/news/show-50749.html</w:t>
+      </w:r>
+    </w:p>
+    <w:p>
+      <w:pPr>
+        <w:ind w:left="720"/>
+      </w:pPr>
+      <w:r>
+        <w:rPr>
+          <w:color w:val="666666"/>
+          <w:sz w:val="20"/>
+        </w:rPr>
+        <w:t>日付：07-09</w:t>
+      </w:r>
+    </w:p>
+    <w:p>
+      <w:pPr>
+        <w:pStyle w:val="ListBullet"/>
+      </w:pPr>
+      <w:r>
+        <w:rPr>
+          <w:b/>
+          <w:sz w:val="22"/>
+        </w:rPr>
+        <w:t>遠大博林特、ロシア・チェリャビンスクで専用プロモーションイベントを開催 安全・スマート製造に焦点</w:t>
+      </w:r>
+    </w:p>
+    <w:p>
+      <w:pPr>
+        <w:ind w:left="720"/>
+      </w:pPr>
+      <w:r>
+        <w:rPr>
+          <w:color w:val="666666"/>
+          <w:sz w:val="20"/>
+        </w:rPr>
+        <w:t>重要度：★★★★☆ / 5</w:t>
+      </w:r>
+    </w:p>
+    <w:p>
+      <w:pPr>
+        <w:ind w:left="720"/>
+      </w:pPr>
+      <w:r>
+        <w:rPr>
+          <w:color w:val="666666"/>
+          <w:sz w:val="20"/>
+        </w:rPr>
+        <w:t>AI要約：7月6日、遠大智能博林特エレベーターは遠くロシアのチェリャビンスク市を訪れ、現地政府、地元デベロッパー、代理店と協力し、専用ブランドプロモーションイベントを開催した。会議は「エレベーターの安全性向上、民生保障へのサービス提供」を核心テーマとし、中国企業による安全管理、全周期保守管理などのソリューションを紹介した。この動きは、遠大博林特のロシア市場における深耕が新たな段階に入り、単なる製品輸出から「製品＋サービス＋現地化協力」モデルへとアップグレードしていることを示しており、ロシア語圏および東欧市場における中国エレベーターブランドの競争力向上に戦略的な意義を持つ。</w:t>
       </w:r>
     </w:p>
     <w:p>
@@ -689,6 +710,13 @@
           <w:t>新電梯網</w:t>
         </w:r>
       </w:hyperlink>
+      <w:r>
+        <w:rPr>
+          <w:color w:val="666666"/>
+          <w:sz w:val="20"/>
+        </w:rPr>
+        <w:t xml:space="preserve"> https://www.xindianti.cn/news/show-50743.html</w:t>
+      </w:r>
     </w:p>
     <w:p>
       <w:pPr>
@@ -699,7 +727,7 @@
           <w:color w:val="666666"/>
           <w:sz w:val="20"/>
         </w:rPr>
-        <w:t>日付：07-07</w:t>
+        <w:t>日付：07-08</w:t>
       </w:r>
     </w:p>
     <w:p>
@@ -711,10 +739,7 @@
           <w:b/>
           <w:sz w:val="22"/>
         </w:rPr>
-        <w:t>江蘇省鎮江市京口区、143台の老朽エレベーター更新任務を全て完了</w:t>
-      </w:r>
-      <w:r>
-        <w:t xml:space="preserve"> 京口区は恒美家園小区にて老朽エレベーター改修成果の見学会を開催し、住民代表や保守チームを招いて新しく運用を開始したエレベーターを体験してもらいました。</w:t>
+        <w:t>江蘇泰州姜堰区、37台の老朽エレベーター改修を完了 2000世帯以上の住民に恩恵</w:t>
       </w:r>
     </w:p>
     <w:p>
@@ -726,7 +751,7 @@
           <w:color w:val="666666"/>
           <w:sz w:val="20"/>
         </w:rPr>
-        <w:t>重要度：★★★★☆ / 4</w:t>
+        <w:t>重要度：★★★★☆ / 5</w:t>
       </w:r>
     </w:p>
     <w:p>
@@ -738,7 +763,7 @@
           <w:color w:val="666666"/>
           <w:sz w:val="20"/>
         </w:rPr>
-        <w:t>AI要約：江蘇省鎮江市京口区住宅・都市農村建設局は恒美家園小区にて老朽エレベーター改修成果の見学会を開催し、住民代表や専門の保守チームを招いて新しく運用を開始したエレベーターを実際に体験してもらいました。これにより、京口区の143台の老朽エレベーター更新任務は全て完了し、住民の移動の安全性と利便性が効果的に向上しました。</w:t>
+        <w:t>AI要約：江蘇省泰州市姜堰区が推進する超長期特別国債支援による老朽エレベーター更新プロジェクトの初回分37台が全て完工し、新市民広場などの団地の2161世帯の住民が「高経年」エレベーターから卒業した。本プロジェクトの成功実施は、国債資金が末端で的確に投入され、効率的に執行された典型事例であり、プロジェクト申請、資金交付、施工・検査に至るまでの全工程の経験は、他の地域が国債資金を活用して同様のプロジェクトを推進する際の実践的な参考資料を提供するとともに、「両新」政策のエレベーター分野における住民福祉効果を直接的に実証している。</w:t>
       </w:r>
     </w:p>
     <w:p>
@@ -763,6 +788,13 @@
           <w:t>新電梯網</w:t>
         </w:r>
       </w:hyperlink>
+      <w:r>
+        <w:rPr>
+          <w:color w:val="666666"/>
+          <w:sz w:val="20"/>
+        </w:rPr>
+        <w:t xml:space="preserve"> https://www.xindianti.cn/news/show-50730.html</w:t>
+      </w:r>
     </w:p>
     <w:p>
       <w:pPr>
@@ -773,7 +805,15 @@
           <w:color w:val="666666"/>
           <w:sz w:val="20"/>
         </w:rPr>
-        <w:t>日付：07-09</w:t>
+        <w:t>日付：07-07</w:t>
+      </w:r>
+    </w:p>
+    <w:p>
+      <w:pPr>
+        <w:pStyle w:val="Heading2"/>
+      </w:pPr>
+      <w:r>
+        <w:t>🏢 企業動向</w:t>
       </w:r>
     </w:p>
     <w:p>
@@ -785,10 +825,7 @@
           <w:b/>
           <w:sz w:val="22"/>
         </w:rPr>
-        <w:t>杭州の老朽団地が「従量課金」新モデルを試験導入 民生の移動に「早送り」ボタンを押せるか</w:t>
-      </w:r>
-      <w:r>
-        <w:t xml:space="preserve"> 浙江省杭州市西湖区翠苑二区に、地元初となるリース方式の老朽団地エレベーターが設置され、「使用した人が料金を払い、使用しなければ無料」というモデルが採用されました。</w:t>
+        <w:t>康力電梯、広州琶洲南TODスーパー複合施設と契約</w:t>
       </w:r>
     </w:p>
     <w:p>
@@ -800,7 +837,7 @@
           <w:color w:val="666666"/>
           <w:sz w:val="20"/>
         </w:rPr>
-        <w:t>重要度：★★★★☆ / 4</w:t>
+        <w:t>重要度：★★★★☆ / 5</w:t>
       </w:r>
     </w:p>
     <w:p>
@@ -812,7 +849,7 @@
           <w:color w:val="666666"/>
           <w:sz w:val="20"/>
         </w:rPr>
-        <w:t>AI要約：浙江省杭州市西湖区翠苑二区に、地元初となるリース方式の老朽団地エレベーターが設置され、「使用した人が料金を払い、使用しなければ無料」という管理の新モデルが採用されました。これは、老朽団地へのエレベーター新設という難題を解決するための新しい考え方を提供し、住民間の費用分担に関する意見の相違を解決する可能性があります。</w:t>
+        <w:t>AI要約：康力電梯は、広州初の中央ビジネス地区・軌道交通ハブ・公園生態系を融合した100万平方メートル級スーパー都市複合施設「琶洲南TOD二期 品辰華庭」高級賃貸住宅棟向けに、カスタマイズされた乗用エレベーターを提供する。本プロジェクトは広鉄集団と越秀地産が共同開発し、広州の都市再生におけるランドマークプロジェクトである。康力電梯の採用は、その製品品質、ブランド影響力、及び非標準仕様対応能力がトップデベロッパーと駅直結物件の関係者に認められたことを意味し、高級住宅およびTOD向けエレベーター市場におけるリーダー的地位をさらに強固なものにしている。</w:t>
       </w:r>
     </w:p>
     <w:p>
@@ -837,6 +874,13 @@
           <w:t>新電梯網</w:t>
         </w:r>
       </w:hyperlink>
+      <w:r>
+        <w:rPr>
+          <w:color w:val="666666"/>
+          <w:sz w:val="20"/>
+        </w:rPr>
+        <w:t xml:space="preserve"> https://www.xindianti.cn/news/show-50758.html</w:t>
+      </w:r>
     </w:p>
     <w:p>
       <w:pPr>
@@ -847,7 +891,7 @@
           <w:color w:val="666666"/>
           <w:sz w:val="20"/>
         </w:rPr>
-        <w:t>日付：07-08</w:t>
+        <w:t>日付：07-10</w:t>
       </w:r>
     </w:p>
     <w:p>
@@ -859,10 +903,7 @@
           <w:b/>
           <w:sz w:val="22"/>
         </w:rPr>
-        <w:t>河北省が集中調達プラットフォームを構築 老朽エレベーター更新の惠民プロジェクトを加速</w:t>
-      </w:r>
-      <w:r>
-        <w:t xml:space="preserve"> 河北省住宅・都市農村建設庁は具体的な措置を細分化し、複数のチャネルを通じて「両新」惠民政策を宣伝するとともに、集中調達プラットフォームを構築して老朽エレベーターの更新を加速させています。</w:t>
+        <w:t>康力電梯、本日CCTVニュースチャンネル『毎週質量報告』に出演</w:t>
       </w:r>
     </w:p>
     <w:p>
@@ -874,7 +915,7 @@
           <w:color w:val="666666"/>
           <w:sz w:val="20"/>
         </w:rPr>
-        <w:t>重要度：★★★★☆ / 4</w:t>
+        <w:t>重要度：★★★★☆ / 5</w:t>
       </w:r>
     </w:p>
     <w:p>
@@ -886,7 +927,7 @@
           <w:color w:val="666666"/>
           <w:sz w:val="20"/>
         </w:rPr>
-        <w:t>AI要約：老朽エレベーター更新という民生の実務を着実に推進するため、河北省住宅・都市農村建設庁は具体的な措置を細分化し、団地内の掲示板やオンラインの住民グループへのプッシュなど、複数のチャネルを通じて「両新」惠民政策を宣伝し、住民の懸念を解消し、参加意欲を高めています。同時に、集中調達プラットフォームを構築することで、調達コストを削減し、更新プロセスを加速させています。</w:t>
+        <w:t>AI要約：康力電梯が、国営メディアであるCCTVニュースチャンネルの『毎週質量報告』番組に出演した。国レベルの権威あるメディアプラットフォームであるCCTVニュースチャンネルによる康力電梯への特集報道は、実質的にはその製品品質、技術力、ブランド信頼性に対する高い評価と保証である。エレベーターのB側購入者（デベロッパー、管理会社、政府調達）及びC側利用者にとって、CCTVによる保証は極めて強い信頼性を持ち、激しい競争下で康力が差別化されたブランド優位性を構築するのに役立つ。特に、業界で「価格競争」が激化している現在、ブランドと品質の情報発信は一層重要である。</w:t>
       </w:r>
     </w:p>
     <w:p>
@@ -911,6 +952,13 @@
           <w:t>新電梯網</w:t>
         </w:r>
       </w:hyperlink>
+      <w:r>
+        <w:rPr>
+          <w:color w:val="666666"/>
+          <w:sz w:val="20"/>
+        </w:rPr>
+        <w:t xml:space="preserve"> https://www.xindianti.cn/news/show-50727.html</w:t>
+      </w:r>
     </w:p>
     <w:p>
       <w:pPr>
@@ -921,7 +969,7 @@
           <w:color w:val="666666"/>
           <w:sz w:val="20"/>
         </w:rPr>
-        <w:t>日付：07-08</w:t>
+        <w:t>日付：07-06</w:t>
       </w:r>
     </w:p>
     <w:p>
@@ -929,7 +977,7 @@
         <w:pStyle w:val="Heading2"/>
       </w:pPr>
       <w:r>
-        <w:t>🏢 企業動向</w:t>
+        <w:t>📰 業界総合</w:t>
       </w:r>
     </w:p>
     <w:p>
@@ -941,10 +989,7 @@
           <w:b/>
           <w:sz w:val="22"/>
         </w:rPr>
-        <w:t>世界の都市更新におけるベストプラクティス！西奥MODの165台エレベーター新設が「カラフル完全コミュニティ」プロジェクトの選出に貢献</w:t>
-      </w:r>
-      <w:r>
-        <w:t xml:space="preserve"> 第13回世界都市フォーラムにおいて、浜江区西興街道のカラフル完全コミュニティプロジェクトが、世界の優れた実践事例30件に選出されました。</w:t>
+        <w:t>安徽合肥地下鉄7号線「テトリス」テーマのエスカレーターが話題に</w:t>
       </w:r>
     </w:p>
     <w:p>
@@ -956,7 +1001,7 @@
           <w:color w:val="666666"/>
           <w:sz w:val="20"/>
         </w:rPr>
-        <w:t>重要度：★★★★☆ / 4</w:t>
+        <w:t>重要度：★★★★☆ / 5</w:t>
       </w:r>
     </w:p>
     <w:p>
@@ -968,7 +1013,7 @@
           <w:color w:val="666666"/>
           <w:sz w:val="20"/>
         </w:rPr>
-        <w:t>AI要約：先日、アゼルバイジャンの首都バクーで開催された第13回世界都市フォーラムにおいて、初の世界都市更新ベストプラクティス事例の選考結果が発表されました。浜江区西興街道のカラフル完全コミュニティプロジェクトは、世界中から寄せられた多数の応募事例の中から選ばれ、世界の優れた実践事例30件に選出されました。本プロジェクトには、西奥MODが165台のエレベーターを新設して貢献しました。</w:t>
+        <w:t>AI要約：安徽省合肥市軌道交通7号線紫廬駅の一連のエスカレーターが「テトリス」をテーマに装飾され、ソーシャルメディアで急速に話題となり、新たなインスタ映えスポットとなっている。このデザインは、創造的なビジュアル改修を通じて、ノスタルジックなゲーム要素を公共空間に取り入れ、乗客の移動体験と駅の認知度を大幅に向上させている。この事例は、軌道交通分野において、エレベーターやエスカレーターが単なる機能的な設備ではなく、都市文化の表現やブランド発信の有効な媒体となり得ることを示しており、エレベーター企業に対しては、製品提供に加えて、「クリエイティブデザイン＋シチュエーションマーケティング」というサービス領域を拡大する可能性を示唆している。</w:t>
       </w:r>
     </w:p>
     <w:p>
@@ -993,6 +1038,13 @@
           <w:t>新電梯網</w:t>
         </w:r>
       </w:hyperlink>
+      <w:r>
+        <w:rPr>
+          <w:color w:val="666666"/>
+          <w:sz w:val="20"/>
+        </w:rPr>
+        <w:t xml:space="preserve"> https://www.xindianti.cn/news/show-50752.html</w:t>
+      </w:r>
     </w:p>
     <w:p>
       <w:pPr>
@@ -1003,15 +1055,7 @@
           <w:color w:val="666666"/>
           <w:sz w:val="20"/>
         </w:rPr>
-        <w:t>日付：07-10</w:t>
-      </w:r>
-    </w:p>
-    <w:p>
-      <w:pPr>
-        <w:pStyle w:val="Heading2"/>
-      </w:pPr>
-      <w:r>
-        <w:t>📰 業界総合</w:t>
+        <w:t>日付：07-09</w:t>
       </w:r>
     </w:p>
     <w:p>
@@ -1023,10 +1067,7 @@
           <w:b/>
           <w:sz w:val="22"/>
         </w:rPr>
-        <w:t>安徽合肥地下鉄7号線「テトリス」テーマのエスカレーターが話題に 新たな人気撮影スポットに</w:t>
-      </w:r>
-      <w:r>
-        <w:t xml:space="preserve"> 合肥軌道交通7号線紫廬駅の「テトリス」をテーマにしたエスカレーターがSNSで話題となり、新たな人気撮影スポットとなっています。</w:t>
+        <w:t>業界評論：エレベーター業界には「反内輪競争」会議ではなく、真の市場再構築が必要</w:t>
       </w:r>
     </w:p>
     <w:p>
@@ -1038,7 +1079,7 @@
           <w:color w:val="666666"/>
           <w:sz w:val="20"/>
         </w:rPr>
-        <w:t>重要度：★★★★☆ / 4</w:t>
+        <w:t>重要度：★★★★☆ / 5</w:t>
       </w:r>
     </w:p>
     <w:p>
@@ -1050,7 +1091,7 @@
           <w:color w:val="666666"/>
           <w:sz w:val="20"/>
         </w:rPr>
-        <w:t>AI要約：安徽省合肥市軌道交通7号線紫廬駅の「テトリス」をテーマにしたエスカレーターがSNSで話題となり、懐かしさを感じさせるクリエイティブなデザインで、合肥地下鉄の新たな人気撮影スポットとなっています。多くのネットユーザーは「エスカレーターに乗ると、頭の中で自動的にゲームのBGMが流れる」とコメントしています。</w:t>
+        <w:t>AI要約：「全てのエレベーター保守員は、エレベーター業界の『反内輪競争』会議に反対すべきだ」と題する記事が業界内で大きな議論を巻き起こしている。著者は、安徽省安慶市のエレベーター保守市場における特別対策を切り口に、現在の業界の「内輪競争」の根源は単なる悪質な競争ではなく、市場構造の不均衡、低価格入札メカニズム、保守基準の不十分な執行など、複数の要因が重なった結果であると鋭く指摘している。記事は、業界会議で「反内輪競争」をスローガンに掲げるだけでは問題は解決せず、業界には価格設定メカニズム、規制ルール、サービス基準から発注者責任に至るまでの包括的な市場再構築が必要であると論じている。この見解は、現状に対する保守現場従事者の不満と実質的な変革への強い願望を深く反映している。</w:t>
       </w:r>
     </w:p>
     <w:p>
@@ -1075,6 +1116,13 @@
           <w:t>新電梯網</w:t>
         </w:r>
       </w:hyperlink>
+      <w:r>
+        <w:rPr>
+          <w:color w:val="666666"/>
+          <w:sz w:val="20"/>
+        </w:rPr>
+        <w:t xml:space="preserve"> https://www.xindianti.cn/news/show-50720.html</w:t>
+      </w:r>
     </w:p>
     <w:p>
       <w:pPr>
@@ -1085,7 +1133,7 @@
           <w:color w:val="666666"/>
           <w:sz w:val="20"/>
         </w:rPr>
-        <w:t>日付：07-09</w:t>
+        <w:t>日付：07-06</w:t>
       </w:r>
     </w:p>
     <w:p>
@@ -1101,7 +1149,20 @@
         <w:rPr>
           <w:sz w:val="22"/>
         </w:rPr>
-        <w:t>本日のダイジェストでは、安全事故と規制に関する情報が集中しています。特に山東省と武漢での2件の事故調査報告書の公表は、業界における設置と保守の段階での安全規範の緩みが許されないことを改めて警告しています。政策面では、TSG 08—2026の実施通知と2000億元の国債資金が全て配分されたことにより、老朽エレベーターの更新に向けた明確なルールと資金の裏付けが提供され、業界にとって実質的な追い風となっています。注目すべき点として、杭州の「従量課金」モデルや河北省の「集中調達」などの新たな取り組みが、老朽エレベーター更新における資金調達や住民合意形成の課題解決を試みており、将来的な普及のモデルとなる可能性があります。</w:t>
+        <w:t>本日のブリーフィングの核心的なシグナルは極めて明確である。</w:t>
+      </w:r>
+      <w:r>
+        <w:rPr>
+          <w:b/>
+          <w:sz w:val="22"/>
+        </w:rPr>
+        <w:t>2026年の2000億超長期特別国債資金が全て配分され、老朽エレベーターの更新・改修は正式に「施工のピーク期」に突入した。</w:t>
+      </w:r>
+      <w:r>
+        <w:rPr>
+          <w:sz w:val="22"/>
+        </w:rPr>
+        <w:t xml:space="preserve"> 江蘇鎮江、泰州から山東滕州、四川成都に至るまで、多くの地域でプロジェクトが集中的に完了または順調に進められており、同時に「利用量に応じた支払い」などの新たなビジネスモデルも出現し始めており、市場が政策主導からモデル革新へと移行していることを示している。注目すべきは、工事費の流用によりエレベーター新設工事が頓挫した事例が業界に警鐘を鳴らしており、このブームの中で資金管理と契約履行リスクに警戒しなければならないことを示唆している。一方で、康力のようなトップ企業が超大型ランドマークと契約し、CCTVに出演するなど、業界の競争は価格競争からブランド、品質、技術力の総合的な競争へと回帰しつつあることを示している。</w:t>
       </w:r>
     </w:p>
     <w:sectPr>
